--- a/document/protocol/三方系统对接HC物联网系统协议1.0.docx
+++ b/document/protocol/三方系统对接HC物联网系统协议1.0.docx
@@ -5825,14 +5825,6 @@
       </w:tr>
       <w:tr>
         <w:tblPrEx>
-          <w:tblBorders>
-            <w:top w:val="single" w:color="auto" w:sz="4" w:space="0"/>
-            <w:left w:val="single" w:color="auto" w:sz="4" w:space="0"/>
-            <w:bottom w:val="single" w:color="auto" w:sz="4" w:space="0"/>
-            <w:right w:val="single" w:color="auto" w:sz="4" w:space="0"/>
-            <w:insideH w:val="single" w:color="auto" w:sz="4" w:space="0"/>
-            <w:insideV w:val="single" w:color="auto" w:sz="4" w:space="0"/>
-          </w:tblBorders>
           <w:tblCellMar>
             <w:top w:w="0" w:type="dxa"/>
             <w:left w:w="108" w:type="dxa"/>
@@ -6605,14 +6597,6 @@
       </w:tr>
       <w:tr>
         <w:tblPrEx>
-          <w:tblBorders>
-            <w:top w:val="single" w:color="auto" w:sz="4" w:space="0"/>
-            <w:left w:val="single" w:color="auto" w:sz="4" w:space="0"/>
-            <w:bottom w:val="single" w:color="auto" w:sz="4" w:space="0"/>
-            <w:right w:val="single" w:color="auto" w:sz="4" w:space="0"/>
-            <w:insideH w:val="single" w:color="auto" w:sz="4" w:space="0"/>
-            <w:insideV w:val="single" w:color="auto" w:sz="4" w:space="0"/>
-          </w:tblBorders>
           <w:tblCellMar>
             <w:top w:w="0" w:type="dxa"/>
             <w:left w:w="108" w:type="dxa"/>
@@ -9983,12 +9967,6 @@
             <w:insideH w:val="single" w:color="auto" w:sz="4" w:space="0"/>
             <w:insideV w:val="single" w:color="auto" w:sz="4" w:space="0"/>
           </w:tblBorders>
-          <w:tblCellMar>
-            <w:top w:w="0" w:type="dxa"/>
-            <w:left w:w="108" w:type="dxa"/>
-            <w:bottom w:w="0" w:type="dxa"/>
-            <w:right w:w="108" w:type="dxa"/>
-          </w:tblCellMar>
         </w:tblPrEx>
         <w:tc>
           <w:tcPr>
@@ -24798,16 +24776,7 @@
           <w:rFonts w:hint="eastAsia"/>
           <w:lang w:val="en-US" w:eastAsia="zh-CN"/>
         </w:rPr>
-        <w:t>11</w:t>
-      </w:r>
-      <w:bookmarkStart w:id="0" w:name="_GoBack"/>
-      <w:bookmarkEnd w:id="0"/>
-      <w:r>
-        <w:rPr>
-          <w:rFonts w:hint="eastAsia"/>
-          <w:lang w:val="en-US" w:eastAsia="zh-CN"/>
-        </w:rPr>
-        <w:t>.4、返回说明</w:t>
+        <w:t>11.4、返回说明</w:t>
       </w:r>
     </w:p>
     <w:tbl>
@@ -25421,6 +25390,1527 @@
           <w:lang w:val="en-US" w:eastAsia="zh-CN"/>
         </w:rPr>
         <w:t>打卡成功</w:t>
+      </w:r>
+      <w:r>
+        <w:rPr>
+          <w:rFonts w:hint="default"/>
+          <w:lang w:val="en-US" w:eastAsia="zh-CN"/>
+        </w:rPr>
+        <w:t>”</w:t>
+      </w:r>
+      <w:r>
+        <w:rPr>
+          <w:rFonts w:hint="eastAsia"/>
+          <w:lang w:val="en-US" w:eastAsia="zh-CN"/>
+        </w:rPr>
+        <w:t>,</w:t>
+      </w:r>
+    </w:p>
+    <w:p>
+      <w:pPr>
+        <w:numPr>
+          <w:ilvl w:val="0"/>
+          <w:numId w:val="0"/>
+        </w:numPr>
+        <w:ind w:leftChars="0"/>
+        <w:rPr>
+          <w:rFonts w:hint="eastAsia"/>
+          <w:lang w:val="en-US" w:eastAsia="zh-CN"/>
+        </w:rPr>
+      </w:pPr>
+      <w:r>
+        <w:rPr>
+          <w:rFonts w:hint="eastAsia"/>
+          <w:lang w:val="en-US" w:eastAsia="zh-CN"/>
+        </w:rPr>
+        <w:t>}</w:t>
+      </w:r>
+    </w:p>
+    <w:p>
+      <w:pPr>
+        <w:pStyle w:val="3"/>
+        <w:numPr>
+          <w:ilvl w:val="0"/>
+          <w:numId w:val="1"/>
+        </w:numPr>
+        <w:bidi w:val="0"/>
+        <w:ind w:left="0" w:leftChars="0" w:firstLine="0" w:firstLineChars="0"/>
+        <w:rPr>
+          <w:rFonts w:hint="default"/>
+          <w:lang w:val="en-US" w:eastAsia="zh-CN"/>
+        </w:rPr>
+      </w:pPr>
+      <w:r>
+        <w:rPr>
+          <w:rFonts w:hint="eastAsia"/>
+          <w:lang w:val="en-US" w:eastAsia="zh-CN"/>
+        </w:rPr>
+        <w:t>员工工牌语音通知</w:t>
+      </w:r>
+    </w:p>
+    <w:p>
+      <w:pPr>
+        <w:rPr>
+          <w:rFonts w:hint="default"/>
+          <w:lang w:val="en-US" w:eastAsia="zh-CN"/>
+        </w:rPr>
+      </w:pPr>
+      <w:r>
+        <w:rPr>
+          <w:rFonts w:hint="eastAsia"/>
+          <w:lang w:val="en-US" w:eastAsia="zh-CN"/>
+        </w:rPr>
+        <w:t>三方系统通过此接口向员工 语音通知。</w:t>
+      </w:r>
+    </w:p>
+    <w:p>
+      <w:pPr>
+        <w:pStyle w:val="4"/>
+        <w:bidi w:val="0"/>
+        <w:rPr>
+          <w:rFonts w:hint="eastAsia"/>
+          <w:lang w:val="en-US" w:eastAsia="zh-CN"/>
+        </w:rPr>
+      </w:pPr>
+      <w:r>
+        <w:rPr>
+          <w:rFonts w:hint="eastAsia"/>
+          <w:lang w:val="en-US" w:eastAsia="zh-CN"/>
+        </w:rPr>
+        <w:t>12.1、接口地址：</w:t>
+      </w:r>
+    </w:p>
+    <w:p>
+      <w:pPr>
+        <w:pStyle w:val="5"/>
+        <w:keepNext w:val="0"/>
+        <w:keepLines w:val="0"/>
+        <w:widowControl/>
+        <w:suppressLineNumbers w:val="0"/>
+        <w:rPr>
+          <w:rFonts w:hint="default"/>
+        </w:rPr>
+      </w:pPr>
+      <w:r>
+        <w:rPr>
+          <w:rFonts w:hint="eastAsia"/>
+          <w:lang w:val="en-US" w:eastAsia="zh-CN"/>
+        </w:rPr>
+        <w:fldChar w:fldCharType="begin"/>
+      </w:r>
+      <w:r>
+        <w:rPr>
+          <w:rFonts w:hint="eastAsia"/>
+          <w:lang w:val="en-US" w:eastAsia="zh-CN"/>
+        </w:rPr>
+        <w:instrText xml:space="preserve"> HYPERLINK "http://ip:9999/iot/api/community.addCommunityApi" </w:instrText>
+      </w:r>
+      <w:r>
+        <w:rPr>
+          <w:rFonts w:hint="eastAsia"/>
+          <w:lang w:val="en-US" w:eastAsia="zh-CN"/>
+        </w:rPr>
+        <w:fldChar w:fldCharType="separate"/>
+      </w:r>
+      <w:r>
+        <w:rPr>
+          <w:rStyle w:val="9"/>
+          <w:rFonts w:hint="eastAsia"/>
+          <w:lang w:val="en-US" w:eastAsia="zh-CN"/>
+        </w:rPr>
+        <w:t>http://ip:port</w:t>
+      </w:r>
+      <w:r>
+        <w:rPr>
+          <w:rFonts w:hint="default"/>
+        </w:rPr>
+        <w:t>/</w:t>
+      </w:r>
+      <w:r>
+        <w:rPr>
+          <w:rFonts w:hint="eastAsia"/>
+          <w:lang w:val="en-US" w:eastAsia="zh-CN"/>
+        </w:rPr>
+        <w:t>iot/</w:t>
+      </w:r>
+      <w:r>
+        <w:rPr>
+          <w:rFonts w:hint="default"/>
+        </w:rPr>
+        <w:t>api/</w:t>
+      </w:r>
+      <w:r>
+        <w:rPr>
+          <w:rFonts w:hint="default"/>
+        </w:rPr>
+        <w:t>staff.playStaffTts</w:t>
+      </w:r>
+    </w:p>
+    <w:p>
+      <w:pPr>
+        <w:bidi w:val="0"/>
+        <w:rPr>
+          <w:rFonts w:hint="default"/>
+        </w:rPr>
+      </w:pPr>
+      <w:r>
+        <w:rPr>
+          <w:rFonts w:hint="eastAsia"/>
+          <w:lang w:val="en-US" w:eastAsia="zh-CN"/>
+        </w:rPr>
+        <w:fldChar w:fldCharType="end"/>
+      </w:r>
+    </w:p>
+    <w:p>
+      <w:pPr>
+        <w:pStyle w:val="4"/>
+        <w:bidi w:val="0"/>
+        <w:rPr>
+          <w:rFonts w:hint="eastAsia"/>
+          <w:lang w:val="en-US" w:eastAsia="zh-CN"/>
+        </w:rPr>
+      </w:pPr>
+      <w:r>
+        <w:rPr>
+          <w:rFonts w:hint="eastAsia"/>
+          <w:lang w:val="en-US" w:eastAsia="zh-CN"/>
+        </w:rPr>
+        <w:t>12.2、方法</w:t>
+      </w:r>
+    </w:p>
+    <w:p>
+      <w:pPr>
+        <w:bidi w:val="0"/>
+        <w:rPr>
+          <w:rFonts w:hint="eastAsia"/>
+          <w:lang w:val="en-US" w:eastAsia="zh-CN"/>
+        </w:rPr>
+      </w:pPr>
+      <w:r>
+        <w:rPr>
+          <w:rFonts w:hint="eastAsia"/>
+          <w:lang w:val="en-US" w:eastAsia="zh-CN"/>
+        </w:rPr>
+        <w:t>POST</w:t>
+      </w:r>
+    </w:p>
+    <w:p>
+      <w:pPr>
+        <w:pStyle w:val="4"/>
+        <w:bidi w:val="0"/>
+        <w:rPr>
+          <w:rFonts w:hint="default"/>
+          <w:lang w:val="en-US" w:eastAsia="zh-CN"/>
+        </w:rPr>
+      </w:pPr>
+      <w:r>
+        <w:rPr>
+          <w:rFonts w:hint="eastAsia"/>
+          <w:lang w:val="en-US" w:eastAsia="zh-CN"/>
+        </w:rPr>
+        <w:t>12.3、请求说明</w:t>
+      </w:r>
+    </w:p>
+    <w:tbl>
+      <w:tblPr>
+        <w:tblStyle w:val="7"/>
+        <w:tblW w:w="0" w:type="auto"/>
+        <w:tblInd w:w="0" w:type="dxa"/>
+        <w:tblBorders>
+          <w:top w:val="single" w:color="auto" w:sz="4" w:space="0"/>
+          <w:left w:val="single" w:color="auto" w:sz="4" w:space="0"/>
+          <w:bottom w:val="single" w:color="auto" w:sz="4" w:space="0"/>
+          <w:right w:val="single" w:color="auto" w:sz="4" w:space="0"/>
+          <w:insideH w:val="single" w:color="auto" w:sz="4" w:space="0"/>
+          <w:insideV w:val="single" w:color="auto" w:sz="4" w:space="0"/>
+        </w:tblBorders>
+        <w:tblLayout w:type="autofit"/>
+        <w:tblCellMar>
+          <w:top w:w="0" w:type="dxa"/>
+          <w:left w:w="108" w:type="dxa"/>
+          <w:bottom w:w="0" w:type="dxa"/>
+          <w:right w:w="108" w:type="dxa"/>
+        </w:tblCellMar>
+      </w:tblPr>
+      <w:tblGrid>
+        <w:gridCol w:w="1419"/>
+        <w:gridCol w:w="1419"/>
+        <w:gridCol w:w="1419"/>
+        <w:gridCol w:w="1420"/>
+        <w:gridCol w:w="1420"/>
+        <w:gridCol w:w="1420"/>
+      </w:tblGrid>
+      <w:tr>
+        <w:tblPrEx>
+          <w:tblBorders>
+            <w:top w:val="single" w:color="auto" w:sz="4" w:space="0"/>
+            <w:left w:val="single" w:color="auto" w:sz="4" w:space="0"/>
+            <w:bottom w:val="single" w:color="auto" w:sz="4" w:space="0"/>
+            <w:right w:val="single" w:color="auto" w:sz="4" w:space="0"/>
+            <w:insideH w:val="single" w:color="auto" w:sz="4" w:space="0"/>
+            <w:insideV w:val="single" w:color="auto" w:sz="4" w:space="0"/>
+          </w:tblBorders>
+          <w:tblCellMar>
+            <w:top w:w="0" w:type="dxa"/>
+            <w:left w:w="108" w:type="dxa"/>
+            <w:bottom w:w="0" w:type="dxa"/>
+            <w:right w:w="108" w:type="dxa"/>
+          </w:tblCellMar>
+        </w:tblPrEx>
+        <w:tc>
+          <w:tcPr>
+            <w:tcW w:w="1419" w:type="dxa"/>
+          </w:tcPr>
+          <w:p>
+            <w:pPr>
+              <w:jc w:val="center"/>
+              <w:rPr>
+                <w:rFonts w:hint="default"/>
+                <w:b/>
+                <w:bCs/>
+                <w:vertAlign w:val="baseline"/>
+                <w:lang w:val="en-US" w:eastAsia="zh-CN"/>
+              </w:rPr>
+            </w:pPr>
+            <w:r>
+              <w:rPr>
+                <w:rFonts w:hint="eastAsia"/>
+                <w:b/>
+                <w:bCs/>
+                <w:vertAlign w:val="baseline"/>
+                <w:lang w:val="en-US" w:eastAsia="zh-CN"/>
+              </w:rPr>
+              <w:t>上一级</w:t>
+            </w:r>
+          </w:p>
+        </w:tc>
+        <w:tc>
+          <w:tcPr>
+            <w:tcW w:w="1419" w:type="dxa"/>
+          </w:tcPr>
+          <w:p>
+            <w:pPr>
+              <w:jc w:val="center"/>
+              <w:rPr>
+                <w:rFonts w:hint="default"/>
+                <w:b/>
+                <w:bCs/>
+                <w:vertAlign w:val="baseline"/>
+                <w:lang w:val="en-US" w:eastAsia="zh-CN"/>
+              </w:rPr>
+            </w:pPr>
+            <w:r>
+              <w:rPr>
+                <w:rFonts w:hint="eastAsia"/>
+                <w:b/>
+                <w:bCs/>
+                <w:vertAlign w:val="baseline"/>
+                <w:lang w:val="en-US" w:eastAsia="zh-CN"/>
+              </w:rPr>
+              <w:t>节点</w:t>
+            </w:r>
+          </w:p>
+        </w:tc>
+        <w:tc>
+          <w:tcPr>
+            <w:tcW w:w="1419" w:type="dxa"/>
+          </w:tcPr>
+          <w:p>
+            <w:pPr>
+              <w:jc w:val="center"/>
+              <w:rPr>
+                <w:rFonts w:hint="default"/>
+                <w:b/>
+                <w:bCs/>
+                <w:vertAlign w:val="baseline"/>
+                <w:lang w:val="en-US" w:eastAsia="zh-CN"/>
+              </w:rPr>
+            </w:pPr>
+            <w:r>
+              <w:rPr>
+                <w:rFonts w:hint="eastAsia"/>
+                <w:b/>
+                <w:bCs/>
+                <w:vertAlign w:val="baseline"/>
+                <w:lang w:val="en-US" w:eastAsia="zh-CN"/>
+              </w:rPr>
+              <w:t>类型</w:t>
+            </w:r>
+          </w:p>
+        </w:tc>
+        <w:tc>
+          <w:tcPr>
+            <w:tcW w:w="1420" w:type="dxa"/>
+          </w:tcPr>
+          <w:p>
+            <w:pPr>
+              <w:jc w:val="center"/>
+              <w:rPr>
+                <w:rFonts w:hint="default"/>
+                <w:b/>
+                <w:bCs/>
+                <w:vertAlign w:val="baseline"/>
+                <w:lang w:val="en-US" w:eastAsia="zh-CN"/>
+              </w:rPr>
+            </w:pPr>
+            <w:r>
+              <w:rPr>
+                <w:rFonts w:hint="eastAsia"/>
+                <w:b/>
+                <w:bCs/>
+                <w:vertAlign w:val="baseline"/>
+                <w:lang w:val="en-US" w:eastAsia="zh-CN"/>
+              </w:rPr>
+              <w:t>大小</w:t>
+            </w:r>
+          </w:p>
+        </w:tc>
+        <w:tc>
+          <w:tcPr>
+            <w:tcW w:w="1420" w:type="dxa"/>
+          </w:tcPr>
+          <w:p>
+            <w:pPr>
+              <w:jc w:val="center"/>
+              <w:rPr>
+                <w:rFonts w:hint="default"/>
+                <w:b/>
+                <w:bCs/>
+                <w:vertAlign w:val="baseline"/>
+                <w:lang w:val="en-US" w:eastAsia="zh-CN"/>
+              </w:rPr>
+            </w:pPr>
+            <w:r>
+              <w:rPr>
+                <w:rFonts w:hint="eastAsia"/>
+                <w:b/>
+                <w:bCs/>
+                <w:vertAlign w:val="baseline"/>
+                <w:lang w:val="en-US" w:eastAsia="zh-CN"/>
+              </w:rPr>
+              <w:t>必填</w:t>
+            </w:r>
+          </w:p>
+        </w:tc>
+        <w:tc>
+          <w:tcPr>
+            <w:tcW w:w="1420" w:type="dxa"/>
+          </w:tcPr>
+          <w:p>
+            <w:pPr>
+              <w:jc w:val="center"/>
+              <w:rPr>
+                <w:rFonts w:hint="default"/>
+                <w:b/>
+                <w:bCs/>
+                <w:vertAlign w:val="baseline"/>
+                <w:lang w:val="en-US" w:eastAsia="zh-CN"/>
+              </w:rPr>
+            </w:pPr>
+            <w:r>
+              <w:rPr>
+                <w:rFonts w:hint="eastAsia"/>
+                <w:b/>
+                <w:bCs/>
+                <w:vertAlign w:val="baseline"/>
+                <w:lang w:val="en-US" w:eastAsia="zh-CN"/>
+              </w:rPr>
+              <w:t>说明</w:t>
+            </w:r>
+          </w:p>
+        </w:tc>
+      </w:tr>
+      <w:tr>
+        <w:tblPrEx>
+          <w:tblBorders>
+            <w:top w:val="single" w:color="auto" w:sz="4" w:space="0"/>
+            <w:left w:val="single" w:color="auto" w:sz="4" w:space="0"/>
+            <w:bottom w:val="single" w:color="auto" w:sz="4" w:space="0"/>
+            <w:right w:val="single" w:color="auto" w:sz="4" w:space="0"/>
+            <w:insideH w:val="single" w:color="auto" w:sz="4" w:space="0"/>
+            <w:insideV w:val="single" w:color="auto" w:sz="4" w:space="0"/>
+          </w:tblBorders>
+          <w:tblCellMar>
+            <w:top w:w="0" w:type="dxa"/>
+            <w:left w:w="108" w:type="dxa"/>
+            <w:bottom w:w="0" w:type="dxa"/>
+            <w:right w:w="108" w:type="dxa"/>
+          </w:tblCellMar>
+        </w:tblPrEx>
+        <w:tc>
+          <w:tcPr>
+            <w:tcW w:w="1419" w:type="dxa"/>
+          </w:tcPr>
+          <w:p>
+            <w:pPr>
+              <w:rPr>
+                <w:rFonts w:hint="default"/>
+                <w:vertAlign w:val="baseline"/>
+                <w:lang w:val="en-US" w:eastAsia="zh-CN"/>
+              </w:rPr>
+            </w:pPr>
+            <w:r>
+              <w:rPr>
+                <w:rFonts w:hint="eastAsia"/>
+                <w:vertAlign w:val="baseline"/>
+                <w:lang w:val="en-US" w:eastAsia="zh-CN"/>
+              </w:rPr>
+              <w:t>-</w:t>
+            </w:r>
+          </w:p>
+        </w:tc>
+        <w:tc>
+          <w:tcPr>
+            <w:tcW w:w="1419" w:type="dxa"/>
+          </w:tcPr>
+          <w:p>
+            <w:pPr>
+              <w:bidi w:val="0"/>
+              <w:rPr>
+                <w:rFonts w:hint="default"/>
+                <w:lang w:val="en-US" w:eastAsia="zh-CN"/>
+              </w:rPr>
+            </w:pPr>
+            <w:r>
+              <w:rPr>
+                <w:rFonts w:hint="default"/>
+              </w:rPr>
+              <w:t>staffTel</w:t>
+            </w:r>
+          </w:p>
+        </w:tc>
+        <w:tc>
+          <w:tcPr>
+            <w:tcW w:w="1419" w:type="dxa"/>
+          </w:tcPr>
+          <w:p>
+            <w:pPr>
+              <w:rPr>
+                <w:rFonts w:hint="default"/>
+                <w:vertAlign w:val="baseline"/>
+                <w:lang w:val="en-US" w:eastAsia="zh-CN"/>
+              </w:rPr>
+            </w:pPr>
+            <w:r>
+              <w:rPr>
+                <w:rFonts w:hint="eastAsia"/>
+                <w:vertAlign w:val="baseline"/>
+                <w:lang w:val="en-US" w:eastAsia="zh-CN"/>
+              </w:rPr>
+              <w:t>string</w:t>
+            </w:r>
+          </w:p>
+        </w:tc>
+        <w:tc>
+          <w:tcPr>
+            <w:tcW w:w="1420" w:type="dxa"/>
+          </w:tcPr>
+          <w:p>
+            <w:pPr>
+              <w:rPr>
+                <w:rFonts w:hint="default"/>
+                <w:vertAlign w:val="baseline"/>
+                <w:lang w:val="en-US" w:eastAsia="zh-CN"/>
+              </w:rPr>
+            </w:pPr>
+            <w:r>
+              <w:rPr>
+                <w:rFonts w:hint="eastAsia"/>
+                <w:vertAlign w:val="baseline"/>
+                <w:lang w:val="en-US" w:eastAsia="zh-CN"/>
+              </w:rPr>
+              <w:t>11</w:t>
+            </w:r>
+          </w:p>
+        </w:tc>
+        <w:tc>
+          <w:tcPr>
+            <w:tcW w:w="1420" w:type="dxa"/>
+          </w:tcPr>
+          <w:p>
+            <w:pPr>
+              <w:rPr>
+                <w:rFonts w:hint="default"/>
+                <w:vertAlign w:val="baseline"/>
+                <w:lang w:val="en-US" w:eastAsia="zh-CN"/>
+              </w:rPr>
+            </w:pPr>
+            <w:r>
+              <w:rPr>
+                <w:rFonts w:hint="eastAsia"/>
+                <w:vertAlign w:val="baseline"/>
+                <w:lang w:val="en-US" w:eastAsia="zh-CN"/>
+              </w:rPr>
+              <w:t>是</w:t>
+            </w:r>
+          </w:p>
+        </w:tc>
+        <w:tc>
+          <w:tcPr>
+            <w:tcW w:w="1420" w:type="dxa"/>
+          </w:tcPr>
+          <w:p>
+            <w:pPr>
+              <w:rPr>
+                <w:rFonts w:hint="default"/>
+                <w:vertAlign w:val="baseline"/>
+                <w:lang w:val="en-US" w:eastAsia="zh-CN"/>
+              </w:rPr>
+            </w:pPr>
+            <w:r>
+              <w:rPr>
+                <w:rFonts w:hint="eastAsia"/>
+                <w:vertAlign w:val="baseline"/>
+                <w:lang w:val="en-US" w:eastAsia="zh-CN"/>
+              </w:rPr>
+              <w:t>员工手机号</w:t>
+            </w:r>
+          </w:p>
+        </w:tc>
+      </w:tr>
+      <w:tr>
+        <w:tblPrEx>
+          <w:tblBorders>
+            <w:top w:val="single" w:color="auto" w:sz="4" w:space="0"/>
+            <w:left w:val="single" w:color="auto" w:sz="4" w:space="0"/>
+            <w:bottom w:val="single" w:color="auto" w:sz="4" w:space="0"/>
+            <w:right w:val="single" w:color="auto" w:sz="4" w:space="0"/>
+            <w:insideH w:val="single" w:color="auto" w:sz="4" w:space="0"/>
+            <w:insideV w:val="single" w:color="auto" w:sz="4" w:space="0"/>
+          </w:tblBorders>
+          <w:tblCellMar>
+            <w:top w:w="0" w:type="dxa"/>
+            <w:left w:w="108" w:type="dxa"/>
+            <w:bottom w:w="0" w:type="dxa"/>
+            <w:right w:w="108" w:type="dxa"/>
+          </w:tblCellMar>
+        </w:tblPrEx>
+        <w:tc>
+          <w:tcPr>
+            <w:tcW w:w="1419" w:type="dxa"/>
+            <w:vAlign w:val="top"/>
+          </w:tcPr>
+          <w:p>
+            <w:pPr>
+              <w:rPr>
+                <w:rFonts w:hint="default"/>
+                <w:vertAlign w:val="baseline"/>
+                <w:lang w:val="en-US" w:eastAsia="zh-CN"/>
+              </w:rPr>
+            </w:pPr>
+            <w:r>
+              <w:rPr>
+                <w:rFonts w:hint="eastAsia"/>
+                <w:vertAlign w:val="baseline"/>
+                <w:lang w:val="en-US" w:eastAsia="zh-CN"/>
+              </w:rPr>
+              <w:t>-</w:t>
+            </w:r>
+          </w:p>
+        </w:tc>
+        <w:tc>
+          <w:tcPr>
+            <w:tcW w:w="1419" w:type="dxa"/>
+            <w:vAlign w:val="top"/>
+          </w:tcPr>
+          <w:p>
+            <w:pPr>
+              <w:bidi w:val="0"/>
+              <w:rPr>
+                <w:rFonts w:hint="default"/>
+                <w:lang w:val="en-US" w:eastAsia="zh-CN"/>
+              </w:rPr>
+            </w:pPr>
+            <w:r>
+              <w:rPr>
+                <w:rFonts w:hint="default"/>
+              </w:rPr>
+              <w:t>ttsText</w:t>
+            </w:r>
+          </w:p>
+        </w:tc>
+        <w:tc>
+          <w:tcPr>
+            <w:tcW w:w="1419" w:type="dxa"/>
+            <w:vAlign w:val="top"/>
+          </w:tcPr>
+          <w:p>
+            <w:pPr>
+              <w:rPr>
+                <w:rFonts w:hint="default"/>
+                <w:vertAlign w:val="baseline"/>
+                <w:lang w:val="en-US" w:eastAsia="zh-CN"/>
+              </w:rPr>
+            </w:pPr>
+            <w:r>
+              <w:rPr>
+                <w:rFonts w:hint="eastAsia"/>
+                <w:vertAlign w:val="baseline"/>
+                <w:lang w:val="en-US" w:eastAsia="zh-CN"/>
+              </w:rPr>
+              <w:t>string</w:t>
+            </w:r>
+          </w:p>
+        </w:tc>
+        <w:tc>
+          <w:tcPr>
+            <w:tcW w:w="1420" w:type="dxa"/>
+            <w:vAlign w:val="top"/>
+          </w:tcPr>
+          <w:p>
+            <w:pPr>
+              <w:rPr>
+                <w:rFonts w:hint="default"/>
+                <w:vertAlign w:val="baseline"/>
+                <w:lang w:val="en-US" w:eastAsia="zh-CN"/>
+              </w:rPr>
+            </w:pPr>
+            <w:r>
+              <w:rPr>
+                <w:rFonts w:hint="eastAsia"/>
+                <w:vertAlign w:val="baseline"/>
+                <w:lang w:val="en-US" w:eastAsia="zh-CN"/>
+              </w:rPr>
+              <w:t>200</w:t>
+            </w:r>
+          </w:p>
+        </w:tc>
+        <w:tc>
+          <w:tcPr>
+            <w:tcW w:w="1420" w:type="dxa"/>
+            <w:vAlign w:val="top"/>
+          </w:tcPr>
+          <w:p>
+            <w:pPr>
+              <w:rPr>
+                <w:rFonts w:hint="default"/>
+                <w:vertAlign w:val="baseline"/>
+                <w:lang w:val="en-US" w:eastAsia="zh-CN"/>
+              </w:rPr>
+            </w:pPr>
+            <w:r>
+              <w:rPr>
+                <w:rFonts w:hint="eastAsia"/>
+                <w:vertAlign w:val="baseline"/>
+                <w:lang w:val="en-US" w:eastAsia="zh-CN"/>
+              </w:rPr>
+              <w:t>是</w:t>
+            </w:r>
+          </w:p>
+        </w:tc>
+        <w:tc>
+          <w:tcPr>
+            <w:tcW w:w="1420" w:type="dxa"/>
+            <w:vAlign w:val="top"/>
+          </w:tcPr>
+          <w:p>
+            <w:pPr>
+              <w:rPr>
+                <w:rFonts w:hint="default"/>
+                <w:vertAlign w:val="baseline"/>
+                <w:lang w:val="en-US" w:eastAsia="zh-CN"/>
+              </w:rPr>
+            </w:pPr>
+            <w:r>
+              <w:rPr>
+                <w:rFonts w:hint="eastAsia"/>
+                <w:vertAlign w:val="baseline"/>
+                <w:lang w:val="en-US" w:eastAsia="zh-CN"/>
+              </w:rPr>
+              <w:t>通知内容</w:t>
+            </w:r>
+          </w:p>
+        </w:tc>
+      </w:tr>
+    </w:tbl>
+    <w:p>
+      <w:pPr>
+        <w:rPr>
+          <w:rFonts w:hint="eastAsia"/>
+          <w:lang w:val="en-US" w:eastAsia="zh-CN"/>
+        </w:rPr>
+      </w:pPr>
+      <w:r>
+        <w:rPr>
+          <w:rFonts w:hint="eastAsia"/>
+          <w:lang w:val="en-US" w:eastAsia="zh-CN"/>
+        </w:rPr>
+        <w:t>{</w:t>
+      </w:r>
+    </w:p>
+    <w:p>
+      <w:pPr>
+        <w:ind w:firstLine="420" w:firstLineChars="0"/>
+        <w:rPr>
+          <w:rFonts w:hint="eastAsia"/>
+          <w:lang w:val="en-US" w:eastAsia="zh-CN"/>
+        </w:rPr>
+      </w:pPr>
+      <w:r>
+        <w:rPr>
+          <w:rFonts w:hint="default"/>
+          <w:lang w:val="en-US" w:eastAsia="zh-CN"/>
+        </w:rPr>
+        <w:t>“</w:t>
+      </w:r>
+      <w:r>
+        <w:rPr>
+          <w:rFonts w:hint="default"/>
+        </w:rPr>
+        <w:t>staffTel</w:t>
+      </w:r>
+      <w:r>
+        <w:rPr>
+          <w:rFonts w:hint="default"/>
+          <w:lang w:val="en-US" w:eastAsia="zh-CN"/>
+        </w:rPr>
+        <w:t>”</w:t>
+      </w:r>
+      <w:r>
+        <w:rPr>
+          <w:rFonts w:hint="eastAsia"/>
+          <w:lang w:val="en-US" w:eastAsia="zh-CN"/>
+        </w:rPr>
+        <w:t>:</w:t>
+      </w:r>
+      <w:r>
+        <w:rPr>
+          <w:rFonts w:hint="default"/>
+          <w:lang w:val="en-US" w:eastAsia="zh-CN"/>
+        </w:rPr>
+        <w:t>”</w:t>
+      </w:r>
+      <w:r>
+        <w:rPr>
+          <w:rFonts w:hint="eastAsia"/>
+          <w:lang w:val="en-US" w:eastAsia="zh-CN"/>
+        </w:rPr>
+        <w:t>18909711234</w:t>
+      </w:r>
+      <w:r>
+        <w:rPr>
+          <w:rFonts w:hint="default"/>
+          <w:lang w:val="en-US" w:eastAsia="zh-CN"/>
+        </w:rPr>
+        <w:t>”</w:t>
+      </w:r>
+      <w:r>
+        <w:rPr>
+          <w:rFonts w:hint="eastAsia"/>
+          <w:lang w:val="en-US" w:eastAsia="zh-CN"/>
+        </w:rPr>
+        <w:t>,</w:t>
+      </w:r>
+    </w:p>
+    <w:p>
+      <w:pPr>
+        <w:ind w:firstLine="420" w:firstLineChars="0"/>
+        <w:rPr>
+          <w:rFonts w:hint="default"/>
+          <w:lang w:val="en-US" w:eastAsia="zh-CN"/>
+        </w:rPr>
+      </w:pPr>
+      <w:r>
+        <w:rPr>
+          <w:rFonts w:hint="default"/>
+          <w:lang w:val="en-US" w:eastAsia="zh-CN"/>
+        </w:rPr>
+        <w:t>“</w:t>
+      </w:r>
+      <w:r>
+        <w:rPr>
+          <w:rFonts w:hint="default"/>
+        </w:rPr>
+        <w:t>ttsText</w:t>
+      </w:r>
+      <w:r>
+        <w:rPr>
+          <w:rFonts w:hint="default"/>
+          <w:lang w:val="en-US" w:eastAsia="zh-CN"/>
+        </w:rPr>
+        <w:t>”</w:t>
+      </w:r>
+      <w:r>
+        <w:rPr>
+          <w:rFonts w:hint="eastAsia"/>
+          <w:lang w:val="en-US" w:eastAsia="zh-CN"/>
+        </w:rPr>
+        <w:t>:</w:t>
+      </w:r>
+      <w:r>
+        <w:rPr>
+          <w:rFonts w:hint="default"/>
+          <w:lang w:val="en-US" w:eastAsia="zh-CN"/>
+        </w:rPr>
+        <w:t>”</w:t>
+      </w:r>
+      <w:r>
+        <w:rPr>
+          <w:rFonts w:hint="eastAsia"/>
+          <w:lang w:val="en-US" w:eastAsia="zh-CN"/>
+        </w:rPr>
+        <w:t>您有一个工单需要处理</w:t>
+      </w:r>
+      <w:r>
+        <w:rPr>
+          <w:rFonts w:hint="default"/>
+          <w:lang w:val="en-US" w:eastAsia="zh-CN"/>
+        </w:rPr>
+        <w:t>”</w:t>
+      </w:r>
+    </w:p>
+    <w:p>
+      <w:pPr>
+        <w:rPr>
+          <w:rFonts w:hint="eastAsia"/>
+          <w:lang w:val="en-US" w:eastAsia="zh-CN"/>
+        </w:rPr>
+      </w:pPr>
+      <w:r>
+        <w:rPr>
+          <w:rFonts w:hint="eastAsia"/>
+          <w:lang w:val="en-US" w:eastAsia="zh-CN"/>
+        </w:rPr>
+        <w:t>}</w:t>
+      </w:r>
+    </w:p>
+    <w:p>
+      <w:pPr>
+        <w:pStyle w:val="4"/>
+        <w:bidi w:val="0"/>
+        <w:rPr>
+          <w:rFonts w:hint="eastAsia"/>
+          <w:lang w:val="en-US" w:eastAsia="zh-CN"/>
+        </w:rPr>
+      </w:pPr>
+      <w:r>
+        <w:rPr>
+          <w:rFonts w:hint="eastAsia"/>
+          <w:lang w:val="en-US" w:eastAsia="zh-CN"/>
+        </w:rPr>
+        <w:t>12</w:t>
+      </w:r>
+      <w:bookmarkStart w:id="0" w:name="_GoBack"/>
+      <w:bookmarkEnd w:id="0"/>
+      <w:r>
+        <w:rPr>
+          <w:rFonts w:hint="eastAsia"/>
+          <w:lang w:val="en-US" w:eastAsia="zh-CN"/>
+        </w:rPr>
+        <w:t>.4、返回说明</w:t>
+      </w:r>
+    </w:p>
+    <w:tbl>
+      <w:tblPr>
+        <w:tblStyle w:val="7"/>
+        <w:tblW w:w="0" w:type="auto"/>
+        <w:tblInd w:w="0" w:type="dxa"/>
+        <w:tblBorders>
+          <w:top w:val="single" w:color="auto" w:sz="4" w:space="0"/>
+          <w:left w:val="single" w:color="auto" w:sz="4" w:space="0"/>
+          <w:bottom w:val="single" w:color="auto" w:sz="4" w:space="0"/>
+          <w:right w:val="single" w:color="auto" w:sz="4" w:space="0"/>
+          <w:insideH w:val="single" w:color="auto" w:sz="4" w:space="0"/>
+          <w:insideV w:val="single" w:color="auto" w:sz="4" w:space="0"/>
+        </w:tblBorders>
+        <w:tblLayout w:type="autofit"/>
+        <w:tblCellMar>
+          <w:top w:w="0" w:type="dxa"/>
+          <w:left w:w="108" w:type="dxa"/>
+          <w:bottom w:w="0" w:type="dxa"/>
+          <w:right w:w="108" w:type="dxa"/>
+        </w:tblCellMar>
+      </w:tblPr>
+      <w:tblGrid>
+        <w:gridCol w:w="1419"/>
+        <w:gridCol w:w="1419"/>
+        <w:gridCol w:w="1419"/>
+        <w:gridCol w:w="1420"/>
+        <w:gridCol w:w="1420"/>
+        <w:gridCol w:w="1420"/>
+      </w:tblGrid>
+      <w:tr>
+        <w:tblPrEx>
+          <w:tblBorders>
+            <w:top w:val="single" w:color="auto" w:sz="4" w:space="0"/>
+            <w:left w:val="single" w:color="auto" w:sz="4" w:space="0"/>
+            <w:bottom w:val="single" w:color="auto" w:sz="4" w:space="0"/>
+            <w:right w:val="single" w:color="auto" w:sz="4" w:space="0"/>
+            <w:insideH w:val="single" w:color="auto" w:sz="4" w:space="0"/>
+            <w:insideV w:val="single" w:color="auto" w:sz="4" w:space="0"/>
+          </w:tblBorders>
+          <w:tblCellMar>
+            <w:top w:w="0" w:type="dxa"/>
+            <w:left w:w="108" w:type="dxa"/>
+            <w:bottom w:w="0" w:type="dxa"/>
+            <w:right w:w="108" w:type="dxa"/>
+          </w:tblCellMar>
+        </w:tblPrEx>
+        <w:tc>
+          <w:tcPr>
+            <w:tcW w:w="1419" w:type="dxa"/>
+          </w:tcPr>
+          <w:p>
+            <w:pPr>
+              <w:jc w:val="center"/>
+              <w:rPr>
+                <w:rFonts w:hint="default"/>
+                <w:b/>
+                <w:bCs/>
+                <w:vertAlign w:val="baseline"/>
+                <w:lang w:val="en-US" w:eastAsia="zh-CN"/>
+              </w:rPr>
+            </w:pPr>
+            <w:r>
+              <w:rPr>
+                <w:rFonts w:hint="eastAsia"/>
+                <w:b/>
+                <w:bCs/>
+                <w:vertAlign w:val="baseline"/>
+                <w:lang w:val="en-US" w:eastAsia="zh-CN"/>
+              </w:rPr>
+              <w:t>上一级</w:t>
+            </w:r>
+          </w:p>
+        </w:tc>
+        <w:tc>
+          <w:tcPr>
+            <w:tcW w:w="1419" w:type="dxa"/>
+          </w:tcPr>
+          <w:p>
+            <w:pPr>
+              <w:jc w:val="center"/>
+              <w:rPr>
+                <w:rFonts w:hint="default"/>
+                <w:b/>
+                <w:bCs/>
+                <w:vertAlign w:val="baseline"/>
+                <w:lang w:val="en-US" w:eastAsia="zh-CN"/>
+              </w:rPr>
+            </w:pPr>
+            <w:r>
+              <w:rPr>
+                <w:rFonts w:hint="eastAsia"/>
+                <w:b/>
+                <w:bCs/>
+                <w:vertAlign w:val="baseline"/>
+                <w:lang w:val="en-US" w:eastAsia="zh-CN"/>
+              </w:rPr>
+              <w:t>节点</w:t>
+            </w:r>
+          </w:p>
+        </w:tc>
+        <w:tc>
+          <w:tcPr>
+            <w:tcW w:w="1419" w:type="dxa"/>
+          </w:tcPr>
+          <w:p>
+            <w:pPr>
+              <w:jc w:val="center"/>
+              <w:rPr>
+                <w:rFonts w:hint="default"/>
+                <w:b/>
+                <w:bCs/>
+                <w:vertAlign w:val="baseline"/>
+                <w:lang w:val="en-US" w:eastAsia="zh-CN"/>
+              </w:rPr>
+            </w:pPr>
+            <w:r>
+              <w:rPr>
+                <w:rFonts w:hint="eastAsia"/>
+                <w:b/>
+                <w:bCs/>
+                <w:vertAlign w:val="baseline"/>
+                <w:lang w:val="en-US" w:eastAsia="zh-CN"/>
+              </w:rPr>
+              <w:t>类型</w:t>
+            </w:r>
+          </w:p>
+        </w:tc>
+        <w:tc>
+          <w:tcPr>
+            <w:tcW w:w="1420" w:type="dxa"/>
+          </w:tcPr>
+          <w:p>
+            <w:pPr>
+              <w:jc w:val="center"/>
+              <w:rPr>
+                <w:rFonts w:hint="default"/>
+                <w:b/>
+                <w:bCs/>
+                <w:vertAlign w:val="baseline"/>
+                <w:lang w:val="en-US" w:eastAsia="zh-CN"/>
+              </w:rPr>
+            </w:pPr>
+            <w:r>
+              <w:rPr>
+                <w:rFonts w:hint="eastAsia"/>
+                <w:b/>
+                <w:bCs/>
+                <w:vertAlign w:val="baseline"/>
+                <w:lang w:val="en-US" w:eastAsia="zh-CN"/>
+              </w:rPr>
+              <w:t>大小</w:t>
+            </w:r>
+          </w:p>
+        </w:tc>
+        <w:tc>
+          <w:tcPr>
+            <w:tcW w:w="1420" w:type="dxa"/>
+          </w:tcPr>
+          <w:p>
+            <w:pPr>
+              <w:jc w:val="center"/>
+              <w:rPr>
+                <w:rFonts w:hint="default"/>
+                <w:b/>
+                <w:bCs/>
+                <w:vertAlign w:val="baseline"/>
+                <w:lang w:val="en-US" w:eastAsia="zh-CN"/>
+              </w:rPr>
+            </w:pPr>
+            <w:r>
+              <w:rPr>
+                <w:rFonts w:hint="eastAsia"/>
+                <w:b/>
+                <w:bCs/>
+                <w:vertAlign w:val="baseline"/>
+                <w:lang w:val="en-US" w:eastAsia="zh-CN"/>
+              </w:rPr>
+              <w:t>必填</w:t>
+            </w:r>
+          </w:p>
+        </w:tc>
+        <w:tc>
+          <w:tcPr>
+            <w:tcW w:w="1420" w:type="dxa"/>
+          </w:tcPr>
+          <w:p>
+            <w:pPr>
+              <w:jc w:val="center"/>
+              <w:rPr>
+                <w:rFonts w:hint="default"/>
+                <w:b/>
+                <w:bCs/>
+                <w:vertAlign w:val="baseline"/>
+                <w:lang w:val="en-US" w:eastAsia="zh-CN"/>
+              </w:rPr>
+            </w:pPr>
+            <w:r>
+              <w:rPr>
+                <w:rFonts w:hint="eastAsia"/>
+                <w:b/>
+                <w:bCs/>
+                <w:vertAlign w:val="baseline"/>
+                <w:lang w:val="en-US" w:eastAsia="zh-CN"/>
+              </w:rPr>
+              <w:t>说明</w:t>
+            </w:r>
+          </w:p>
+        </w:tc>
+      </w:tr>
+      <w:tr>
+        <w:tblPrEx>
+          <w:tblBorders>
+            <w:top w:val="single" w:color="auto" w:sz="4" w:space="0"/>
+            <w:left w:val="single" w:color="auto" w:sz="4" w:space="0"/>
+            <w:bottom w:val="single" w:color="auto" w:sz="4" w:space="0"/>
+            <w:right w:val="single" w:color="auto" w:sz="4" w:space="0"/>
+            <w:insideH w:val="single" w:color="auto" w:sz="4" w:space="0"/>
+            <w:insideV w:val="single" w:color="auto" w:sz="4" w:space="0"/>
+          </w:tblBorders>
+          <w:tblCellMar>
+            <w:top w:w="0" w:type="dxa"/>
+            <w:left w:w="108" w:type="dxa"/>
+            <w:bottom w:w="0" w:type="dxa"/>
+            <w:right w:w="108" w:type="dxa"/>
+          </w:tblCellMar>
+        </w:tblPrEx>
+        <w:tc>
+          <w:tcPr>
+            <w:tcW w:w="1419" w:type="dxa"/>
+          </w:tcPr>
+          <w:p>
+            <w:pPr>
+              <w:rPr>
+                <w:rFonts w:hint="default"/>
+                <w:vertAlign w:val="baseline"/>
+                <w:lang w:val="en-US" w:eastAsia="zh-CN"/>
+              </w:rPr>
+            </w:pPr>
+            <w:r>
+              <w:rPr>
+                <w:rFonts w:hint="eastAsia"/>
+                <w:vertAlign w:val="baseline"/>
+                <w:lang w:val="en-US" w:eastAsia="zh-CN"/>
+              </w:rPr>
+              <w:t>-</w:t>
+            </w:r>
+          </w:p>
+        </w:tc>
+        <w:tc>
+          <w:tcPr>
+            <w:tcW w:w="1419" w:type="dxa"/>
+          </w:tcPr>
+          <w:p>
+            <w:pPr>
+              <w:rPr>
+                <w:rFonts w:hint="default"/>
+                <w:vertAlign w:val="baseline"/>
+                <w:lang w:val="en-US" w:eastAsia="zh-CN"/>
+              </w:rPr>
+            </w:pPr>
+            <w:r>
+              <w:rPr>
+                <w:rFonts w:hint="eastAsia"/>
+                <w:vertAlign w:val="baseline"/>
+                <w:lang w:val="en-US" w:eastAsia="zh-CN"/>
+              </w:rPr>
+              <w:t>code</w:t>
+            </w:r>
+          </w:p>
+        </w:tc>
+        <w:tc>
+          <w:tcPr>
+            <w:tcW w:w="1419" w:type="dxa"/>
+          </w:tcPr>
+          <w:p>
+            <w:pPr>
+              <w:rPr>
+                <w:rFonts w:hint="default"/>
+                <w:vertAlign w:val="baseline"/>
+                <w:lang w:val="en-US" w:eastAsia="zh-CN"/>
+              </w:rPr>
+            </w:pPr>
+            <w:r>
+              <w:rPr>
+                <w:rFonts w:hint="eastAsia"/>
+                <w:vertAlign w:val="baseline"/>
+                <w:lang w:val="en-US" w:eastAsia="zh-CN"/>
+              </w:rPr>
+              <w:t>int</w:t>
+            </w:r>
+          </w:p>
+        </w:tc>
+        <w:tc>
+          <w:tcPr>
+            <w:tcW w:w="1420" w:type="dxa"/>
+          </w:tcPr>
+          <w:p>
+            <w:pPr>
+              <w:rPr>
+                <w:rFonts w:hint="default"/>
+                <w:vertAlign w:val="baseline"/>
+                <w:lang w:val="en-US" w:eastAsia="zh-CN"/>
+              </w:rPr>
+            </w:pPr>
+            <w:r>
+              <w:rPr>
+                <w:rFonts w:hint="eastAsia"/>
+                <w:vertAlign w:val="baseline"/>
+                <w:lang w:val="en-US" w:eastAsia="zh-CN"/>
+              </w:rPr>
+              <w:t>11</w:t>
+            </w:r>
+          </w:p>
+        </w:tc>
+        <w:tc>
+          <w:tcPr>
+            <w:tcW w:w="1420" w:type="dxa"/>
+          </w:tcPr>
+          <w:p>
+            <w:pPr>
+              <w:rPr>
+                <w:rFonts w:hint="default"/>
+                <w:vertAlign w:val="baseline"/>
+                <w:lang w:val="en-US" w:eastAsia="zh-CN"/>
+              </w:rPr>
+            </w:pPr>
+            <w:r>
+              <w:rPr>
+                <w:rFonts w:hint="eastAsia"/>
+                <w:vertAlign w:val="baseline"/>
+                <w:lang w:val="en-US" w:eastAsia="zh-CN"/>
+              </w:rPr>
+              <w:t>是</w:t>
+            </w:r>
+          </w:p>
+        </w:tc>
+        <w:tc>
+          <w:tcPr>
+            <w:tcW w:w="1420" w:type="dxa"/>
+          </w:tcPr>
+          <w:p>
+            <w:pPr>
+              <w:rPr>
+                <w:rFonts w:hint="default"/>
+                <w:vertAlign w:val="baseline"/>
+                <w:lang w:val="en-US" w:eastAsia="zh-CN"/>
+              </w:rPr>
+            </w:pPr>
+            <w:r>
+              <w:rPr>
+                <w:rFonts w:hint="eastAsia"/>
+                <w:vertAlign w:val="baseline"/>
+                <w:lang w:val="en-US" w:eastAsia="zh-CN"/>
+              </w:rPr>
+              <w:t>0 成功 其他失败</w:t>
+            </w:r>
+          </w:p>
+        </w:tc>
+      </w:tr>
+      <w:tr>
+        <w:tblPrEx>
+          <w:tblBorders>
+            <w:top w:val="single" w:color="auto" w:sz="4" w:space="0"/>
+            <w:left w:val="single" w:color="auto" w:sz="4" w:space="0"/>
+            <w:bottom w:val="single" w:color="auto" w:sz="4" w:space="0"/>
+            <w:right w:val="single" w:color="auto" w:sz="4" w:space="0"/>
+            <w:insideH w:val="single" w:color="auto" w:sz="4" w:space="0"/>
+            <w:insideV w:val="single" w:color="auto" w:sz="4" w:space="0"/>
+          </w:tblBorders>
+          <w:tblCellMar>
+            <w:top w:w="0" w:type="dxa"/>
+            <w:left w:w="108" w:type="dxa"/>
+            <w:bottom w:w="0" w:type="dxa"/>
+            <w:right w:w="108" w:type="dxa"/>
+          </w:tblCellMar>
+        </w:tblPrEx>
+        <w:tc>
+          <w:tcPr>
+            <w:tcW w:w="1419" w:type="dxa"/>
+          </w:tcPr>
+          <w:p>
+            <w:pPr>
+              <w:rPr>
+                <w:rFonts w:hint="default"/>
+                <w:vertAlign w:val="baseline"/>
+                <w:lang w:val="en-US" w:eastAsia="zh-CN"/>
+              </w:rPr>
+            </w:pPr>
+            <w:r>
+              <w:rPr>
+                <w:rFonts w:hint="eastAsia"/>
+                <w:vertAlign w:val="baseline"/>
+                <w:lang w:val="en-US" w:eastAsia="zh-CN"/>
+              </w:rPr>
+              <w:t>-</w:t>
+            </w:r>
+          </w:p>
+        </w:tc>
+        <w:tc>
+          <w:tcPr>
+            <w:tcW w:w="1419" w:type="dxa"/>
+          </w:tcPr>
+          <w:p>
+            <w:pPr>
+              <w:rPr>
+                <w:rFonts w:hint="default"/>
+                <w:vertAlign w:val="baseline"/>
+                <w:lang w:val="en-US" w:eastAsia="zh-CN"/>
+              </w:rPr>
+            </w:pPr>
+            <w:r>
+              <w:rPr>
+                <w:rFonts w:hint="eastAsia"/>
+                <w:vertAlign w:val="baseline"/>
+                <w:lang w:val="en-US" w:eastAsia="zh-CN"/>
+              </w:rPr>
+              <w:t>msg</w:t>
+            </w:r>
+          </w:p>
+        </w:tc>
+        <w:tc>
+          <w:tcPr>
+            <w:tcW w:w="1419" w:type="dxa"/>
+          </w:tcPr>
+          <w:p>
+            <w:pPr>
+              <w:rPr>
+                <w:rFonts w:hint="default"/>
+                <w:vertAlign w:val="baseline"/>
+                <w:lang w:val="en-US" w:eastAsia="zh-CN"/>
+              </w:rPr>
+            </w:pPr>
+            <w:r>
+              <w:rPr>
+                <w:rFonts w:hint="eastAsia"/>
+                <w:vertAlign w:val="baseline"/>
+                <w:lang w:val="en-US" w:eastAsia="zh-CN"/>
+              </w:rPr>
+              <w:t>string</w:t>
+            </w:r>
+          </w:p>
+        </w:tc>
+        <w:tc>
+          <w:tcPr>
+            <w:tcW w:w="1420" w:type="dxa"/>
+          </w:tcPr>
+          <w:p>
+            <w:pPr>
+              <w:rPr>
+                <w:rFonts w:hint="default"/>
+                <w:vertAlign w:val="baseline"/>
+                <w:lang w:val="en-US" w:eastAsia="zh-CN"/>
+              </w:rPr>
+            </w:pPr>
+            <w:r>
+              <w:rPr>
+                <w:rFonts w:hint="eastAsia"/>
+                <w:vertAlign w:val="baseline"/>
+                <w:lang w:val="en-US" w:eastAsia="zh-CN"/>
+              </w:rPr>
+              <w:t>128</w:t>
+            </w:r>
+          </w:p>
+        </w:tc>
+        <w:tc>
+          <w:tcPr>
+            <w:tcW w:w="1420" w:type="dxa"/>
+          </w:tcPr>
+          <w:p>
+            <w:pPr>
+              <w:rPr>
+                <w:rFonts w:hint="default"/>
+                <w:vertAlign w:val="baseline"/>
+                <w:lang w:val="en-US" w:eastAsia="zh-CN"/>
+              </w:rPr>
+            </w:pPr>
+            <w:r>
+              <w:rPr>
+                <w:rFonts w:hint="eastAsia"/>
+                <w:vertAlign w:val="baseline"/>
+                <w:lang w:val="en-US" w:eastAsia="zh-CN"/>
+              </w:rPr>
+              <w:t>是</w:t>
+            </w:r>
+          </w:p>
+        </w:tc>
+        <w:tc>
+          <w:tcPr>
+            <w:tcW w:w="1420" w:type="dxa"/>
+          </w:tcPr>
+          <w:p>
+            <w:pPr>
+              <w:rPr>
+                <w:rFonts w:hint="default"/>
+                <w:vertAlign w:val="baseline"/>
+                <w:lang w:val="en-US" w:eastAsia="zh-CN"/>
+              </w:rPr>
+            </w:pPr>
+            <w:r>
+              <w:rPr>
+                <w:rFonts w:hint="eastAsia"/>
+                <w:vertAlign w:val="baseline"/>
+                <w:lang w:val="en-US" w:eastAsia="zh-CN"/>
+              </w:rPr>
+              <w:t>失败描述</w:t>
+            </w:r>
+          </w:p>
+        </w:tc>
+      </w:tr>
+    </w:tbl>
+    <w:p>
+      <w:pPr>
+        <w:rPr>
+          <w:rFonts w:hint="eastAsia"/>
+          <w:lang w:val="en-US" w:eastAsia="zh-CN"/>
+        </w:rPr>
+      </w:pPr>
+      <w:r>
+        <w:rPr>
+          <w:rFonts w:hint="eastAsia"/>
+          <w:lang w:val="en-US" w:eastAsia="zh-CN"/>
+        </w:rPr>
+        <w:t>{</w:t>
+      </w:r>
+    </w:p>
+    <w:p>
+      <w:pPr>
+        <w:ind w:firstLine="420" w:firstLineChars="0"/>
+        <w:rPr>
+          <w:rFonts w:hint="eastAsia"/>
+          <w:lang w:val="en-US" w:eastAsia="zh-CN"/>
+        </w:rPr>
+      </w:pPr>
+      <w:r>
+        <w:rPr>
+          <w:rFonts w:hint="default"/>
+          <w:lang w:val="en-US" w:eastAsia="zh-CN"/>
+        </w:rPr>
+        <w:t>“</w:t>
+      </w:r>
+      <w:r>
+        <w:rPr>
+          <w:rFonts w:hint="eastAsia"/>
+          <w:lang w:val="en-US" w:eastAsia="zh-CN"/>
+        </w:rPr>
+        <w:t>code</w:t>
+      </w:r>
+      <w:r>
+        <w:rPr>
+          <w:rFonts w:hint="default"/>
+          <w:lang w:val="en-US" w:eastAsia="zh-CN"/>
+        </w:rPr>
+        <w:t>”</w:t>
+      </w:r>
+      <w:r>
+        <w:rPr>
+          <w:rFonts w:hint="eastAsia"/>
+          <w:lang w:val="en-US" w:eastAsia="zh-CN"/>
+        </w:rPr>
+        <w:t>:0,</w:t>
+      </w:r>
+    </w:p>
+    <w:p>
+      <w:pPr>
+        <w:ind w:firstLine="420" w:firstLineChars="0"/>
+        <w:rPr>
+          <w:rFonts w:hint="default"/>
+          <w:lang w:val="en-US" w:eastAsia="zh-CN"/>
+        </w:rPr>
+      </w:pPr>
+      <w:r>
+        <w:rPr>
+          <w:rFonts w:hint="default"/>
+          <w:lang w:val="en-US" w:eastAsia="zh-CN"/>
+        </w:rPr>
+        <w:t>“</w:t>
+      </w:r>
+      <w:r>
+        <w:rPr>
+          <w:rFonts w:hint="eastAsia"/>
+          <w:lang w:val="en-US" w:eastAsia="zh-CN"/>
+        </w:rPr>
+        <w:t>msg</w:t>
+      </w:r>
+      <w:r>
+        <w:rPr>
+          <w:rFonts w:hint="default"/>
+          <w:lang w:val="en-US" w:eastAsia="zh-CN"/>
+        </w:rPr>
+        <w:t>”</w:t>
+      </w:r>
+      <w:r>
+        <w:rPr>
+          <w:rFonts w:hint="eastAsia"/>
+          <w:lang w:val="en-US" w:eastAsia="zh-CN"/>
+        </w:rPr>
+        <w:t>:</w:t>
+      </w:r>
+      <w:r>
+        <w:rPr>
+          <w:rFonts w:hint="default"/>
+          <w:lang w:val="en-US" w:eastAsia="zh-CN"/>
+        </w:rPr>
+        <w:t>”</w:t>
+      </w:r>
+      <w:r>
+        <w:rPr>
+          <w:rFonts w:hint="eastAsia"/>
+          <w:lang w:val="en-US" w:eastAsia="zh-CN"/>
+        </w:rPr>
+        <w:t>通知成功</w:t>
       </w:r>
       <w:r>
         <w:rPr>
